--- a/Panagiotis Giannis - Assignement 1 Report.docx
+++ b/Panagiotis Giannis - Assignement 1 Report.docx
@@ -640,16 +640,7 @@
           <w:i w:val="0"/>
           <w:iCs w:val="0"/>
         </w:rPr>
-        <w:t>To gain a better understanding of the dataset</w:t>
-      </w:r>
-      <w:r>
-        <w:rPr>
-          <w:b w:val="0"/>
-          <w:bCs w:val="0"/>
-          <w:i w:val="0"/>
-          <w:iCs w:val="0"/>
-        </w:rPr>
-        <w:t>, a function was built that prints the number of samples and features, along with the age mean and range and the sex counts of the data frame. After calling the function for the three datasets (training, validation and evaluation), the results are shown in the table below, followed by the age distribution of the development dataset.</w:t>
+        <w:t>To gain a better understanding of the dataset, a function was built that prints the number of samples and features, along with the age mean and range and the sex counts of the data frame. After calling the function for the three datasets (training, validation and evaluation), the results are shown in the table below, followed by the age distribution of the development dataset.</w:t>
       </w:r>
     </w:p>
     <w:tbl>
@@ -2459,16 +2450,7 @@
           <w:i w:val="0"/>
           <w:iCs w:val="0"/>
         </w:rPr>
-        <w:t xml:space="preserve"> function, defined in 2.3, one containing only CpG data, another with only metadata and another with both</w:t>
-      </w:r>
-      <w:r>
-        <w:rPr>
-          <w:b w:val="0"/>
-          <w:bCs w:val="0"/>
-          <w:i w:val="0"/>
-          <w:iCs w:val="0"/>
-        </w:rPr>
-        <w:t xml:space="preserve">. </w:t>
+        <w:t xml:space="preserve"> function, defined in 2.3, one containing only CpG data, another with only metadata and another with both. </w:t>
       </w:r>
       <w:r>
         <w:rPr>
@@ -2517,34 +2499,7 @@
           <w:i w:val="0"/>
           <w:iCs w:val="0"/>
         </w:rPr>
-        <w:t>) function</w:t>
-      </w:r>
-      <w:r>
-        <w:rPr>
-          <w:b w:val="0"/>
-          <w:bCs w:val="0"/>
-          <w:i w:val="0"/>
-          <w:iCs w:val="0"/>
-        </w:rPr>
-        <w:t>, built in 2.4</w:t>
-      </w:r>
-      <w:r>
-        <w:rPr>
-          <w:b w:val="0"/>
-          <w:bCs w:val="0"/>
-          <w:i w:val="0"/>
-          <w:iCs w:val="0"/>
-        </w:rPr>
-        <w:t xml:space="preserve"> was</w:t>
-      </w:r>
-      <w:r>
-        <w:rPr>
-          <w:b w:val="0"/>
-          <w:bCs w:val="0"/>
-          <w:i w:val="0"/>
-          <w:iCs w:val="0"/>
-        </w:rPr>
-        <w:t xml:space="preserve"> applied along with the </w:t>
+        <w:t xml:space="preserve">) function, built in 2.4 was applied along with the </w:t>
       </w:r>
       <w:r>
         <w:rPr>
@@ -8943,16 +8898,7 @@
                 <w:i w:val="0"/>
                 <w:iCs w:val="0"/>
               </w:rPr>
-              <w:t>4.</w:t>
-            </w:r>
-            <w:r>
-              <w:rPr>
-                <w:b w:val="0"/>
-                <w:bCs w:val="0"/>
-                <w:i w:val="0"/>
-                <w:iCs w:val="0"/>
-              </w:rPr>
-              <w:t>5</w:t>
+              <w:t>4.5</w:t>
             </w:r>
           </w:p>
         </w:tc>
@@ -8976,43 +8922,7 @@
                 <w:i w:val="0"/>
                 <w:iCs w:val="0"/>
               </w:rPr>
-              <w:t>[3.</w:t>
-            </w:r>
-            <w:r>
-              <w:rPr>
-                <w:b w:val="0"/>
-                <w:bCs w:val="0"/>
-                <w:i w:val="0"/>
-                <w:iCs w:val="0"/>
-              </w:rPr>
-              <w:t>77</w:t>
-            </w:r>
-            <w:r>
-              <w:rPr>
-                <w:b w:val="0"/>
-                <w:bCs w:val="0"/>
-                <w:i w:val="0"/>
-                <w:iCs w:val="0"/>
-              </w:rPr>
-              <w:t>, 5</w:t>
-            </w:r>
-            <w:r>
-              <w:rPr>
-                <w:b w:val="0"/>
-                <w:bCs w:val="0"/>
-                <w:i w:val="0"/>
-                <w:iCs w:val="0"/>
-              </w:rPr>
-              <w:t>.28</w:t>
-            </w:r>
-            <w:r>
-              <w:rPr>
-                <w:b w:val="0"/>
-                <w:bCs w:val="0"/>
-                <w:i w:val="0"/>
-                <w:iCs w:val="0"/>
-              </w:rPr>
-              <w:t>]</w:t>
+              <w:t>[3.77, 5.28]</w:t>
             </w:r>
           </w:p>
         </w:tc>
@@ -9036,25 +8946,7 @@
                 <w:i w:val="0"/>
                 <w:iCs w:val="0"/>
               </w:rPr>
-              <w:t>3.</w:t>
-            </w:r>
-            <w:r>
-              <w:rPr>
-                <w:b w:val="0"/>
-                <w:bCs w:val="0"/>
-                <w:i w:val="0"/>
-                <w:iCs w:val="0"/>
-              </w:rPr>
-              <w:t>4</w:t>
-            </w:r>
-            <w:r>
-              <w:rPr>
-                <w:b w:val="0"/>
-                <w:bCs w:val="0"/>
-                <w:i w:val="0"/>
-                <w:iCs w:val="0"/>
-              </w:rPr>
-              <w:t>8</w:t>
+              <w:t>3.48</w:t>
             </w:r>
           </w:p>
         </w:tc>
@@ -9078,16 +8970,7 @@
                 <w:i w:val="0"/>
                 <w:iCs w:val="0"/>
               </w:rPr>
-              <w:t>0.</w:t>
-            </w:r>
-            <w:r>
-              <w:rPr>
-                <w:b w:val="0"/>
-                <w:bCs w:val="0"/>
-                <w:i w:val="0"/>
-                <w:iCs w:val="0"/>
-              </w:rPr>
-              <w:t>9</w:t>
+              <w:t>0.9</w:t>
             </w:r>
           </w:p>
         </w:tc>
@@ -9111,16 +8994,7 @@
                 <w:i w:val="0"/>
                 <w:iCs w:val="0"/>
               </w:rPr>
-              <w:t>0.9</w:t>
-            </w:r>
-            <w:r>
-              <w:rPr>
-                <w:b w:val="0"/>
-                <w:bCs w:val="0"/>
-                <w:i w:val="0"/>
-                <w:iCs w:val="0"/>
-              </w:rPr>
-              <w:t>5</w:t>
+              <w:t>0.95</w:t>
             </w:r>
           </w:p>
         </w:tc>
@@ -9284,16 +9158,7 @@
                 <w:i w:val="0"/>
                 <w:iCs w:val="0"/>
               </w:rPr>
-              <w:t>0.</w:t>
-            </w:r>
-            <w:r>
-              <w:rPr>
-                <w:b w:val="0"/>
-                <w:bCs w:val="0"/>
-                <w:i w:val="0"/>
-                <w:iCs w:val="0"/>
-              </w:rPr>
-              <w:t>65</w:t>
+              <w:t>0.65</w:t>
             </w:r>
           </w:p>
         </w:tc>
@@ -9317,16 +9182,7 @@
                 <w:i w:val="0"/>
                 <w:iCs w:val="0"/>
               </w:rPr>
-              <w:t>0.</w:t>
-            </w:r>
-            <w:r>
-              <w:rPr>
-                <w:b w:val="0"/>
-                <w:bCs w:val="0"/>
-                <w:i w:val="0"/>
-                <w:iCs w:val="0"/>
-              </w:rPr>
-              <w:t>86</w:t>
+              <w:t>0.86</w:t>
             </w:r>
           </w:p>
         </w:tc>
@@ -9469,25 +9325,7 @@
                 <w:i w:val="0"/>
                 <w:iCs w:val="0"/>
               </w:rPr>
-              <w:t>3.</w:t>
-            </w:r>
-            <w:r>
-              <w:rPr>
-                <w:b w:val="0"/>
-                <w:bCs w:val="0"/>
-                <w:i w:val="0"/>
-                <w:iCs w:val="0"/>
-              </w:rPr>
-              <w:t>0</w:t>
-            </w:r>
-            <w:r>
-              <w:rPr>
-                <w:b w:val="0"/>
-                <w:bCs w:val="0"/>
-                <w:i w:val="0"/>
-                <w:iCs w:val="0"/>
-              </w:rPr>
-              <w:t>1</w:t>
+              <w:t>3.01</w:t>
             </w:r>
           </w:p>
         </w:tc>
@@ -9511,16 +9349,7 @@
                 <w:i w:val="0"/>
                 <w:iCs w:val="0"/>
               </w:rPr>
-              <w:t>0.</w:t>
-            </w:r>
-            <w:r>
-              <w:rPr>
-                <w:b w:val="0"/>
-                <w:bCs w:val="0"/>
-                <w:i w:val="0"/>
-                <w:iCs w:val="0"/>
-              </w:rPr>
-              <w:t>92</w:t>
+              <w:t>0.92</w:t>
             </w:r>
           </w:p>
         </w:tc>
@@ -9544,16 +9373,7 @@
                 <w:i w:val="0"/>
                 <w:iCs w:val="0"/>
               </w:rPr>
-              <w:t>0.9</w:t>
-            </w:r>
-            <w:r>
-              <w:rPr>
-                <w:b w:val="0"/>
-                <w:bCs w:val="0"/>
-                <w:i w:val="0"/>
-                <w:iCs w:val="0"/>
-              </w:rPr>
-              <w:t>6</w:t>
+              <w:t>0.96</w:t>
             </w:r>
           </w:p>
         </w:tc>
@@ -10067,16 +9887,7 @@
           <w:i w:val="0"/>
           <w:iCs w:val="0"/>
         </w:rPr>
-        <w:t xml:space="preserve"> </w:t>
-      </w:r>
-      <w:r>
-        <w:rPr>
-          <w:b w:val="0"/>
-          <w:bCs w:val="0"/>
-          <w:i w:val="0"/>
-          <w:iCs w:val="0"/>
-        </w:rPr>
-        <w:t xml:space="preserve">experiences a </w:t>
+        <w:t xml:space="preserve"> experiences a </w:t>
       </w:r>
       <w:r>
         <w:rPr>
@@ -11669,16 +11480,7 @@
           <w:i w:val="0"/>
           <w:iCs w:val="0"/>
         </w:rPr>
-        <w:t xml:space="preserve">Among the two remaining contenders, it has been decided that </w:t>
-      </w:r>
-      <w:r>
-        <w:rPr>
-          <w:b w:val="0"/>
-          <w:bCs w:val="0"/>
-          <w:i w:val="0"/>
-          <w:iCs w:val="0"/>
-        </w:rPr>
-        <w:t xml:space="preserve">the </w:t>
+        <w:t xml:space="preserve">Among the two remaining contenders, it has been decided that the </w:t>
       </w:r>
       <w:proofErr w:type="spellStart"/>
       <w:r>
@@ -11699,34 +11501,7 @@
           <w:i w:val="0"/>
           <w:iCs w:val="0"/>
         </w:rPr>
-        <w:t xml:space="preserve"> is the best model for this task, due to its consistently </w:t>
-      </w:r>
-      <w:r>
-        <w:rPr>
-          <w:b w:val="0"/>
-          <w:bCs w:val="0"/>
-          <w:i w:val="0"/>
-          <w:iCs w:val="0"/>
-        </w:rPr>
-        <w:t>superior</w:t>
-      </w:r>
-      <w:r>
-        <w:rPr>
-          <w:b w:val="0"/>
-          <w:bCs w:val="0"/>
-          <w:i w:val="0"/>
-          <w:iCs w:val="0"/>
-        </w:rPr>
-        <w:t xml:space="preserve"> performance from the start, </w:t>
-      </w:r>
-      <w:r>
-        <w:rPr>
-          <w:b w:val="0"/>
-          <w:bCs w:val="0"/>
-          <w:i w:val="0"/>
-          <w:iCs w:val="0"/>
-        </w:rPr>
-        <w:t xml:space="preserve">unlike the </w:t>
+        <w:t xml:space="preserve"> is the best model for this task, due to its consistently superior performance from the start, unlike the </w:t>
       </w:r>
       <w:proofErr w:type="spellStart"/>
       <w:r>
@@ -11766,34 +11541,7 @@
           <w:i w:val="0"/>
           <w:iCs w:val="0"/>
         </w:rPr>
-        <w:t xml:space="preserve"> is still better, because </w:t>
-      </w:r>
-      <w:r>
-        <w:rPr>
-          <w:b w:val="0"/>
-          <w:bCs w:val="0"/>
-          <w:i w:val="0"/>
-          <w:iCs w:val="0"/>
-        </w:rPr>
-        <w:t>it achieves practically the same results</w:t>
-      </w:r>
-      <w:r>
-        <w:rPr>
-          <w:b w:val="0"/>
-          <w:bCs w:val="0"/>
-          <w:i w:val="0"/>
-          <w:iCs w:val="0"/>
-        </w:rPr>
-        <w:t xml:space="preserve"> on the evaluation set</w:t>
-      </w:r>
-      <w:r>
-        <w:rPr>
-          <w:b w:val="0"/>
-          <w:bCs w:val="0"/>
-          <w:i w:val="0"/>
-          <w:iCs w:val="0"/>
-        </w:rPr>
-        <w:t>, but with lower model complexity.</w:t>
+        <w:t xml:space="preserve"> is still better, because it achieves practically the same results on the evaluation set, but with lower model complexity.</w:t>
       </w:r>
     </w:p>
     <w:p>
@@ -11849,7 +11597,52 @@
           <w:i w:val="0"/>
           <w:iCs w:val="0"/>
         </w:rPr>
-        <w:t>The code used on this project, along with the data, the best models and the figures can be found in this GitHub repository …. It should be noted that the LLM Copilot has been used in the writing of the code only and not in the writing or interpretation of results.</w:t>
+        <w:t>The code used on this project, along with the data, the best models and the figures can be found in this GitHub repository</w:t>
+      </w:r>
+      <w:r>
+        <w:rPr>
+          <w:b w:val="0"/>
+          <w:bCs w:val="0"/>
+          <w:i w:val="0"/>
+          <w:iCs w:val="0"/>
+        </w:rPr>
+        <w:t>,</w:t>
+      </w:r>
+      <w:r>
+        <w:rPr>
+          <w:b w:val="0"/>
+          <w:bCs w:val="0"/>
+          <w:i w:val="0"/>
+          <w:iCs w:val="0"/>
+        </w:rPr>
+        <w:t xml:space="preserve"> </w:t>
+      </w:r>
+      <w:r>
+        <w:rPr>
+          <w:b w:val="0"/>
+          <w:bCs w:val="0"/>
+          <w:i w:val="0"/>
+          <w:iCs w:val="0"/>
+        </w:rPr>
+        <w:t>https://github.com/Pangi898/Machine-Learning-in-Computational-Biology---Assignment-1.git</w:t>
+      </w:r>
+      <w:r>
+        <w:rPr>
+          <w:b w:val="0"/>
+          <w:bCs w:val="0"/>
+          <w:i w:val="0"/>
+          <w:iCs w:val="0"/>
+        </w:rPr>
+        <w:t>.</w:t>
+      </w:r>
+      <w:r>
+        <w:rPr>
+          <w:b w:val="0"/>
+          <w:bCs w:val="0"/>
+          <w:i w:val="0"/>
+          <w:iCs w:val="0"/>
+        </w:rPr>
+        <w:t xml:space="preserve"> It should be noted that the LLM Copilot has been used in the writing of the code only and not in the writing or interpretation of results.</w:t>
       </w:r>
     </w:p>
     <w:sectPr>
@@ -12904,6 +12697,7 @@
   <w:style w:type="character" w:default="1" w:styleId="DefaultParagraphFont">
     <w:name w:val="Default Paragraph Font"/>
     <w:uiPriority w:val="1"/>
+    <w:semiHidden/>
     <w:unhideWhenUsed/>
   </w:style>
   <w:style w:type="table" w:default="1" w:styleId="TableNormal">
